--- a/odigoi/01_lab1-k8s.en.docx
+++ b/odigoi/01_lab1-k8s.en.docx
@@ -20,7 +20,7 @@
           <w:sz w:val="22"/>
           <w:szCs w:val="22"/>
         </w:rPr>
-        <w:id w:val="-1081444032"/>
+        <w:id w:val="57062745"/>
         <w:docPartObj>
           <w:docPartGallery w:val="Table of Contents"/>
           <w:docPartUnique/>
@@ -61,7 +61,7 @@
           <w:r>
             <w:fldChar w:fldCharType="separate"/>
           </w:r>
-          <w:hyperlink w:anchor="_Toc224650840" w:history="1">
+          <w:hyperlink w:anchor="_Toc224651159" w:history="1">
             <w:r>
               <w:rPr>
                 <w:rStyle w:val="Hyperlink"/>
@@ -88,7 +88,7 @@
                 <w:noProof/>
                 <w:webHidden/>
               </w:rPr>
-              <w:instrText xml:space="preserve"> PAGEREF _Toc224650840 \h </w:instrText>
+              <w:instrText xml:space="preserve"> PAGEREF _Toc224651159 \h </w:instrText>
             </w:r>
             <w:r>
               <w:rPr>
@@ -135,7 +135,7 @@
               <w14:ligatures w14:val="standardContextual"/>
             </w:rPr>
           </w:pPr>
-          <w:hyperlink w:anchor="_Toc224650841" w:history="1">
+          <w:hyperlink w:anchor="_Toc224651160" w:history="1">
             <w:r>
               <w:rPr>
                 <w:rStyle w:val="Hyperlink"/>
@@ -162,7 +162,7 @@
                 <w:noProof/>
                 <w:webHidden/>
               </w:rPr>
-              <w:instrText xml:space="preserve"> PAGEREF _Toc224650841 \h </w:instrText>
+              <w:instrText xml:space="preserve"> PAGEREF _Toc224651160 \h </w:instrText>
             </w:r>
             <w:r>
               <w:rPr>
@@ -209,7 +209,7 @@
               <w14:ligatures w14:val="standardContextual"/>
             </w:rPr>
           </w:pPr>
-          <w:hyperlink w:anchor="_Toc224650842" w:history="1">
+          <w:hyperlink w:anchor="_Toc224651161" w:history="1">
             <w:r>
               <w:rPr>
                 <w:rStyle w:val="Hyperlink"/>
@@ -236,7 +236,7 @@
                 <w:noProof/>
                 <w:webHidden/>
               </w:rPr>
-              <w:instrText xml:space="preserve"> PAGEREF _Toc224650842 \h </w:instrText>
+              <w:instrText xml:space="preserve"> PAGEREF _Toc224651161 \h </w:instrText>
             </w:r>
             <w:r>
               <w:rPr>
@@ -283,7 +283,7 @@
               <w14:ligatures w14:val="standardContextual"/>
             </w:rPr>
           </w:pPr>
-          <w:hyperlink w:anchor="_Toc224650843" w:history="1">
+          <w:hyperlink w:anchor="_Toc224651162" w:history="1">
             <w:r>
               <w:rPr>
                 <w:rStyle w:val="Hyperlink"/>
@@ -310,7 +310,7 @@
                 <w:noProof/>
                 <w:webHidden/>
               </w:rPr>
-              <w:instrText xml:space="preserve"> PAGEREF _Toc224650843 \h </w:instrText>
+              <w:instrText xml:space="preserve"> PAGEREF _Toc224651162 \h </w:instrText>
             </w:r>
             <w:r>
               <w:rPr>
@@ -357,7 +357,7 @@
               <w14:ligatures w14:val="standardContextual"/>
             </w:rPr>
           </w:pPr>
-          <w:hyperlink w:anchor="_Toc224650844" w:history="1">
+          <w:hyperlink w:anchor="_Toc224651163" w:history="1">
             <w:r>
               <w:rPr>
                 <w:rStyle w:val="Hyperlink"/>
@@ -384,7 +384,7 @@
                 <w:noProof/>
                 <w:webHidden/>
               </w:rPr>
-              <w:instrText xml:space="preserve"> PAGEREF _Toc224650844 \h </w:instrText>
+              <w:instrText xml:space="preserve"> PAGEREF _Toc224651163 \h </w:instrText>
             </w:r>
             <w:r>
               <w:rPr>
@@ -431,7 +431,7 @@
               <w14:ligatures w14:val="standardContextual"/>
             </w:rPr>
           </w:pPr>
-          <w:hyperlink w:anchor="_Toc224650845" w:history="1">
+          <w:hyperlink w:anchor="_Toc224651164" w:history="1">
             <w:r>
               <w:rPr>
                 <w:rStyle w:val="Hyperlink"/>
@@ -458,7 +458,7 @@
                 <w:noProof/>
                 <w:webHidden/>
               </w:rPr>
-              <w:instrText xml:space="preserve"> PAGEREF _Toc224650845 \h </w:instrText>
+              <w:instrText xml:space="preserve"> PAGEREF _Toc224651164 \h </w:instrText>
             </w:r>
             <w:r>
               <w:rPr>
@@ -505,7 +505,7 @@
               <w14:ligatures w14:val="standardContextual"/>
             </w:rPr>
           </w:pPr>
-          <w:hyperlink w:anchor="_Toc224650846" w:history="1">
+          <w:hyperlink w:anchor="_Toc224651165" w:history="1">
             <w:r>
               <w:rPr>
                 <w:rStyle w:val="Hyperlink"/>
@@ -532,7 +532,7 @@
                 <w:noProof/>
                 <w:webHidden/>
               </w:rPr>
-              <w:instrText xml:space="preserve"> PAGEREF _Toc224650846 \h </w:instrText>
+              <w:instrText xml:space="preserve"> PAGEREF _Toc224651165 \h </w:instrText>
             </w:r>
             <w:r>
               <w:rPr>
@@ -579,7 +579,7 @@
               <w14:ligatures w14:val="standardContextual"/>
             </w:rPr>
           </w:pPr>
-          <w:hyperlink w:anchor="_Toc224650847" w:history="1">
+          <w:hyperlink w:anchor="_Toc224651166" w:history="1">
             <w:r>
               <w:rPr>
                 <w:rStyle w:val="Hyperlink"/>
@@ -606,7 +606,7 @@
                 <w:noProof/>
                 <w:webHidden/>
               </w:rPr>
-              <w:instrText xml:space="preserve"> PAGEREF _Toc224650847 \h </w:instrText>
+              <w:instrText xml:space="preserve"> PAGEREF _Toc224651166 \h </w:instrText>
             </w:r>
             <w:r>
               <w:rPr>
@@ -653,7 +653,7 @@
               <w14:ligatures w14:val="standardContextual"/>
             </w:rPr>
           </w:pPr>
-          <w:hyperlink w:anchor="_Toc224650848" w:history="1">
+          <w:hyperlink w:anchor="_Toc224651167" w:history="1">
             <w:r>
               <w:rPr>
                 <w:rStyle w:val="Hyperlink"/>
@@ -680,7 +680,7 @@
                 <w:noProof/>
                 <w:webHidden/>
               </w:rPr>
-              <w:instrText xml:space="preserve"> PAGEREF _Toc224650848 \h </w:instrText>
+              <w:instrText xml:space="preserve"> PAGEREF _Toc224651167 \h </w:instrText>
             </w:r>
             <w:r>
               <w:rPr>
@@ -727,7 +727,7 @@
               <w14:ligatures w14:val="standardContextual"/>
             </w:rPr>
           </w:pPr>
-          <w:hyperlink w:anchor="_Toc224650849" w:history="1">
+          <w:hyperlink w:anchor="_Toc224651168" w:history="1">
             <w:r>
               <w:rPr>
                 <w:rStyle w:val="Hyperlink"/>
@@ -754,7 +754,7 @@
                 <w:noProof/>
                 <w:webHidden/>
               </w:rPr>
-              <w:instrText xml:space="preserve"> PAGEREF _Toc224650849 \h </w:instrText>
+              <w:instrText xml:space="preserve"> PAGEREF _Toc224651168 \h </w:instrText>
             </w:r>
             <w:r>
               <w:rPr>
@@ -801,7 +801,7 @@
               <w14:ligatures w14:val="standardContextual"/>
             </w:rPr>
           </w:pPr>
-          <w:hyperlink w:anchor="_Toc224650850" w:history="1">
+          <w:hyperlink w:anchor="_Toc224651169" w:history="1">
             <w:r>
               <w:rPr>
                 <w:rStyle w:val="Hyperlink"/>
@@ -828,7 +828,7 @@
                 <w:noProof/>
                 <w:webHidden/>
               </w:rPr>
-              <w:instrText xml:space="preserve"> PAGEREF _Toc224650850 \h </w:instrText>
+              <w:instrText xml:space="preserve"> PAGEREF _Toc224651169 \h </w:instrText>
             </w:r>
             <w:r>
               <w:rPr>
@@ -875,7 +875,7 @@
               <w14:ligatures w14:val="standardContextual"/>
             </w:rPr>
           </w:pPr>
-          <w:hyperlink w:anchor="_Toc224650851" w:history="1">
+          <w:hyperlink w:anchor="_Toc224651170" w:history="1">
             <w:r>
               <w:rPr>
                 <w:rStyle w:val="Hyperlink"/>
@@ -902,7 +902,7 @@
                 <w:noProof/>
                 <w:webHidden/>
               </w:rPr>
-              <w:instrText xml:space="preserve"> PAGEREF _Toc224650851 \h </w:instrText>
+              <w:instrText xml:space="preserve"> PAGEREF _Toc224651170 \h </w:instrText>
             </w:r>
             <w:r>
               <w:rPr>
@@ -949,7 +949,7 @@
               <w14:ligatures w14:val="standardContextual"/>
             </w:rPr>
           </w:pPr>
-          <w:hyperlink w:anchor="_Toc224650852" w:history="1">
+          <w:hyperlink w:anchor="_Toc224651171" w:history="1">
             <w:r>
               <w:rPr>
                 <w:rStyle w:val="Hyperlink"/>
@@ -976,7 +976,7 @@
                 <w:noProof/>
                 <w:webHidden/>
               </w:rPr>
-              <w:instrText xml:space="preserve"> PAGEREF _Toc224650852 \h </w:instrText>
+              <w:instrText xml:space="preserve"> PAGEREF _Toc224651171 \h </w:instrText>
             </w:r>
             <w:r>
               <w:rPr>
@@ -1023,7 +1023,7 @@
               <w14:ligatures w14:val="standardContextual"/>
             </w:rPr>
           </w:pPr>
-          <w:hyperlink w:anchor="_Toc224650853" w:history="1">
+          <w:hyperlink w:anchor="_Toc224651172" w:history="1">
             <w:r>
               <w:rPr>
                 <w:rStyle w:val="Hyperlink"/>
@@ -1050,7 +1050,7 @@
                 <w:noProof/>
                 <w:webHidden/>
               </w:rPr>
-              <w:instrText xml:space="preserve"> PAGEREF _Toc224650853 \h </w:instrText>
+              <w:instrText xml:space="preserve"> PAGEREF _Toc224651172 \h </w:instrText>
             </w:r>
             <w:r>
               <w:rPr>
@@ -1097,7 +1097,7 @@
               <w14:ligatures w14:val="standardContextual"/>
             </w:rPr>
           </w:pPr>
-          <w:hyperlink w:anchor="_Toc224650854" w:history="1">
+          <w:hyperlink w:anchor="_Toc224651173" w:history="1">
             <w:r>
               <w:rPr>
                 <w:rStyle w:val="Hyperlink"/>
@@ -1124,7 +1124,7 @@
                 <w:noProof/>
                 <w:webHidden/>
               </w:rPr>
-              <w:instrText xml:space="preserve"> PAGEREF _Toc224650854 \h </w:instrText>
+              <w:instrText xml:space="preserve"> PAGEREF _Toc224651173 \h </w:instrText>
             </w:r>
             <w:r>
               <w:rPr>
@@ -1171,7 +1171,7 @@
               <w14:ligatures w14:val="standardContextual"/>
             </w:rPr>
           </w:pPr>
-          <w:hyperlink w:anchor="_Toc224650855" w:history="1">
+          <w:hyperlink w:anchor="_Toc224651174" w:history="1">
             <w:r>
               <w:rPr>
                 <w:rStyle w:val="Hyperlink"/>
@@ -1198,7 +1198,7 @@
                 <w:noProof/>
                 <w:webHidden/>
               </w:rPr>
-              <w:instrText xml:space="preserve"> PAGEREF _Toc224650855 \h </w:instrText>
+              <w:instrText xml:space="preserve"> PAGEREF _Toc224651174 \h </w:instrText>
             </w:r>
             <w:r>
               <w:rPr>
@@ -1241,7 +1241,7 @@
         <w:pStyle w:val="Heading1"/>
       </w:pPr>
       <w:bookmarkStart w:id="0" w:name="introduction"/>
-      <w:bookmarkStart w:id="1" w:name="_Toc224650840"/>
+      <w:bookmarkStart w:id="1" w:name="_Toc224651159"/>
       <w:r>
         <w:t>Introduction</w:t>
       </w:r>
@@ -1275,7 +1275,7 @@
         <w:pStyle w:val="Heading1"/>
       </w:pPr>
       <w:bookmarkStart w:id="2" w:name="installing-the-openvpn-client"/>
-      <w:bookmarkStart w:id="3" w:name="_Toc224650841"/>
+      <w:bookmarkStart w:id="3" w:name="_Toc224651160"/>
       <w:bookmarkEnd w:id="0"/>
       <w:r>
         <w:t>Installing the OpenVPN client</w:t>
@@ -1319,7 +1319,7 @@
         <w:pStyle w:val="Heading1"/>
       </w:pPr>
       <w:bookmarkStart w:id="4" w:name="Xb28286bb5854f14d1097ca31d78e445797eec39"/>
-      <w:bookmarkStart w:id="5" w:name="_Toc224650842"/>
+      <w:bookmarkStart w:id="5" w:name="_Toc224651161"/>
       <w:bookmarkEnd w:id="2"/>
       <w:r>
         <w:lastRenderedPageBreak/>
@@ -1451,7 +1451,7 @@
         <w:pStyle w:val="Heading1"/>
       </w:pPr>
       <w:bookmarkStart w:id="6" w:name="installing-kubectl"/>
-      <w:bookmarkStart w:id="7" w:name="_Toc224650843"/>
+      <w:bookmarkStart w:id="7" w:name="_Toc224651162"/>
       <w:bookmarkEnd w:id="4"/>
       <w:r>
         <w:t>Installing kubectl</w:t>
@@ -2028,7 +2028,7 @@
           <w:noProof/>
         </w:rPr>
         <w:drawing>
-          <wp:inline distT="0" distB="0" distL="0" distR="0" wp14:anchorId="3BBB9BA4" wp14:editId="274EB8AC">
+          <wp:inline distT="0" distB="0" distL="0" distR="0" wp14:anchorId="183A5D62" wp14:editId="121D4482">
             <wp:extent cx="6692900" cy="2443699"/>
             <wp:effectExtent l="0" t="0" r="0" b="0"/>
             <wp:docPr id="26" name="Picture" descr="Figure 1"/>
@@ -2075,7 +2075,7 @@
         <w:pStyle w:val="Heading1"/>
       </w:pPr>
       <w:bookmarkStart w:id="8" w:name="installing-k9s"/>
-      <w:bookmarkStart w:id="9" w:name="_Toc224650844"/>
+      <w:bookmarkStart w:id="9" w:name="_Toc224651163"/>
       <w:bookmarkEnd w:id="6"/>
       <w:r>
         <w:t>Installing k9s</w:t>
@@ -2234,7 +2234,7 @@
         <w:pStyle w:val="Heading1"/>
       </w:pPr>
       <w:bookmarkStart w:id="10" w:name="installing-hadoop-and-spark-clients"/>
-      <w:bookmarkStart w:id="11" w:name="_Toc224650845"/>
+      <w:bookmarkStart w:id="11" w:name="_Toc224651164"/>
       <w:bookmarkEnd w:id="8"/>
       <w:r>
         <w:t>Installing Hadoop and Spark clients</w:t>
@@ -2714,7 +2714,7 @@
         <w:pStyle w:val="Heading1"/>
       </w:pPr>
       <w:bookmarkStart w:id="12" w:name="configuring-the-hdfs-client"/>
-      <w:bookmarkStart w:id="13" w:name="_Toc224650846"/>
+      <w:bookmarkStart w:id="13" w:name="_Toc224651165"/>
       <w:bookmarkEnd w:id="10"/>
       <w:r>
         <w:t>Configuring the HDFS client</w:t>
@@ -2953,7 +2953,7 @@
           <w:noProof/>
         </w:rPr>
         <w:drawing>
-          <wp:inline distT="0" distB="0" distL="0" distR="0" wp14:anchorId="120F6D03" wp14:editId="74D5CD59">
+          <wp:inline distT="0" distB="0" distL="0" distR="0" wp14:anchorId="07D9E2C8" wp14:editId="4CDDC4EF">
             <wp:extent cx="6692900" cy="2326867"/>
             <wp:effectExtent l="0" t="0" r="0" b="0"/>
             <wp:docPr id="32" name="Picture" descr="Figure 2"/>
@@ -3000,7 +3000,7 @@
         <w:pStyle w:val="Heading1"/>
       </w:pPr>
       <w:bookmarkStart w:id="14" w:name="running-a-test-wordcount-program"/>
-      <w:bookmarkStart w:id="15" w:name="_Toc224650847"/>
+      <w:bookmarkStart w:id="15" w:name="_Toc224651166"/>
       <w:bookmarkEnd w:id="12"/>
       <w:r>
         <w:t>Running a test WordCount program</w:t>
@@ -3782,7 +3782,7 @@
         <w:pStyle w:val="Heading1"/>
       </w:pPr>
       <w:bookmarkStart w:id="16" w:name="running-spark-on-kubernetes"/>
-      <w:bookmarkStart w:id="17" w:name="_Toc224650848"/>
+      <w:bookmarkStart w:id="17" w:name="_Toc224651167"/>
       <w:bookmarkEnd w:id="14"/>
       <w:r>
         <w:t>Running Spark on Kubernetes</w:t>
@@ -4553,7 +4553,7 @@
         <w:pStyle w:val="Heading1"/>
       </w:pPr>
       <w:bookmarkStart w:id="18" w:name="storing-default-spark-parameters"/>
-      <w:bookmarkStart w:id="19" w:name="_Toc224650849"/>
+      <w:bookmarkStart w:id="19" w:name="_Toc224651168"/>
       <w:bookmarkEnd w:id="16"/>
       <w:r>
         <w:t>Storing default Spark parameters</w:t>
@@ -4872,7 +4872,7 @@
         <w:pStyle w:val="Heading1"/>
       </w:pPr>
       <w:bookmarkStart w:id="20" w:name="monitoring-execution-with-k9s"/>
-      <w:bookmarkStart w:id="21" w:name="_Toc224650850"/>
+      <w:bookmarkStart w:id="21" w:name="_Toc224651169"/>
       <w:bookmarkEnd w:id="18"/>
       <w:r>
         <w:t>Monitoring execution with k9s</w:t>
@@ -4965,7 +4965,7 @@
         <w:pStyle w:val="Heading1"/>
       </w:pPr>
       <w:bookmarkStart w:id="22" w:name="useful-hdfs-commands"/>
-      <w:bookmarkStart w:id="23" w:name="_Toc224650851"/>
+      <w:bookmarkStart w:id="23" w:name="_Toc224651170"/>
       <w:bookmarkEnd w:id="20"/>
       <w:r>
         <w:t>Useful HDFS commands</w:t>
@@ -5261,7 +5261,7 @@
         <w:pStyle w:val="Heading1"/>
       </w:pPr>
       <w:bookmarkStart w:id="24" w:name="useful-linux-commands"/>
-      <w:bookmarkStart w:id="25" w:name="_Toc224650852"/>
+      <w:bookmarkStart w:id="25" w:name="_Toc224651171"/>
       <w:bookmarkEnd w:id="22"/>
       <w:r>
         <w:t>Useful Linux commands</w:t>
@@ -5394,7 +5394,7 @@
         <w:pStyle w:val="Heading1"/>
       </w:pPr>
       <w:bookmarkStart w:id="26" w:name="Xa2c2bc2bf468f0fd31c675be64b98128528f332"/>
-      <w:bookmarkStart w:id="27" w:name="_Toc224650853"/>
+      <w:bookmarkStart w:id="27" w:name="_Toc224651172"/>
       <w:bookmarkEnd w:id="24"/>
       <w:r>
         <w:t>Running Spark locally, either interactively or via a Python file</w:t>
@@ -5420,7 +5420,7 @@
         <w:pStyle w:val="Heading2"/>
       </w:pPr>
       <w:bookmarkStart w:id="28" w:name="interactive-execution-through-the-shell"/>
-      <w:bookmarkStart w:id="29" w:name="_Toc224650854"/>
+      <w:bookmarkStart w:id="29" w:name="_Toc224651173"/>
       <w:r>
         <w:t>Interactive execution through the shell</w:t>
       </w:r>
@@ -5560,7 +5560,7 @@
         <w:pStyle w:val="Heading2"/>
       </w:pPr>
       <w:bookmarkStart w:id="30" w:name="running-a-local-python-file-for-testing"/>
-      <w:bookmarkStart w:id="31" w:name="_Toc224650855"/>
+      <w:bookmarkStart w:id="31" w:name="_Toc224651174"/>
       <w:bookmarkEnd w:id="28"/>
       <w:r>
         <w:t>Running a local Python file for testing</w:t>
@@ -6104,7 +6104,7 @@
   <w:abstractNum w:abstractNumId="9" w15:restartNumberingAfterBreak="0">
     <w:nsid w:val="0000A990"/>
     <w:multiLevelType w:val="multilevel"/>
-    <w:tmpl w:val="2B84C5B4"/>
+    <w:tmpl w:val="6952C594"/>
     <w:lvl w:ilvl="0">
       <w:numFmt w:val="bullet"/>
       <w:lvlText w:val=" "/>
@@ -6181,7 +6181,7 @@
   <w:abstractNum w:abstractNumId="10" w15:restartNumberingAfterBreak="0">
     <w:nsid w:val="0000A991"/>
     <w:multiLevelType w:val="multilevel"/>
-    <w:tmpl w:val="E17258D8"/>
+    <w:tmpl w:val="D02A7D34"/>
     <w:lvl w:ilvl="0">
       <w:numFmt w:val="bullet"/>
       <w:lvlText w:val=""/>
@@ -6282,40 +6282,40 @@
       </w:rPr>
     </w:lvl>
   </w:abstractNum>
-  <w:num w:numId="1" w16cid:durableId="75905924">
+  <w:num w:numId="1" w16cid:durableId="1688482405">
     <w:abstractNumId w:val="8"/>
   </w:num>
-  <w:num w:numId="2" w16cid:durableId="1290161378">
+  <w:num w:numId="2" w16cid:durableId="1288121027">
     <w:abstractNumId w:val="6"/>
   </w:num>
-  <w:num w:numId="3" w16cid:durableId="460148526">
+  <w:num w:numId="3" w16cid:durableId="1976258920">
     <w:abstractNumId w:val="5"/>
   </w:num>
-  <w:num w:numId="4" w16cid:durableId="40907102">
+  <w:num w:numId="4" w16cid:durableId="233853022">
     <w:abstractNumId w:val="4"/>
   </w:num>
-  <w:num w:numId="5" w16cid:durableId="1361390804">
+  <w:num w:numId="5" w16cid:durableId="369190734">
     <w:abstractNumId w:val="7"/>
   </w:num>
-  <w:num w:numId="6" w16cid:durableId="1185827305">
+  <w:num w:numId="6" w16cid:durableId="1470633039">
     <w:abstractNumId w:val="3"/>
   </w:num>
-  <w:num w:numId="7" w16cid:durableId="1964725900">
+  <w:num w:numId="7" w16cid:durableId="703793504">
     <w:abstractNumId w:val="2"/>
   </w:num>
-  <w:num w:numId="8" w16cid:durableId="1187451019">
+  <w:num w:numId="8" w16cid:durableId="480267587">
     <w:abstractNumId w:val="1"/>
   </w:num>
-  <w:num w:numId="9" w16cid:durableId="1451437744">
+  <w:num w:numId="9" w16cid:durableId="967979831">
     <w:abstractNumId w:val="0"/>
   </w:num>
-  <w:num w:numId="10" w16cid:durableId="239220239">
+  <w:num w:numId="10" w16cid:durableId="1822965200">
     <w:abstractNumId w:val="9"/>
   </w:num>
-  <w:num w:numId="11" w16cid:durableId="750002321">
+  <w:num w:numId="11" w16cid:durableId="1770197828">
     <w:abstractNumId w:val="10"/>
   </w:num>
-  <w:num w:numId="12" w16cid:durableId="433021155">
+  <w:num w:numId="12" w16cid:durableId="1390107224">
     <w:abstractNumId w:val="10"/>
   </w:num>
 </w:numbering>
@@ -18136,7 +18136,7 @@
     <w:autoRedefine/>
     <w:uiPriority w:val="39"/>
     <w:unhideWhenUsed/>
-    <w:rsid w:val="00CE18C5"/>
+    <w:rsid w:val="009B4B01"/>
     <w:pPr>
       <w:spacing w:after="100"/>
     </w:pPr>
@@ -18148,7 +18148,7 @@
     <w:autoRedefine/>
     <w:uiPriority w:val="39"/>
     <w:unhideWhenUsed/>
-    <w:rsid w:val="00CE18C5"/>
+    <w:rsid w:val="009B4B01"/>
     <w:pPr>
       <w:spacing w:after="100"/>
       <w:ind w:left="220"/>
@@ -18159,7 +18159,7 @@
     <w:basedOn w:val="DefaultParagraphFont"/>
     <w:uiPriority w:val="99"/>
     <w:unhideWhenUsed/>
-    <w:rsid w:val="00CE18C5"/>
+    <w:rsid w:val="009B4B01"/>
     <w:rPr>
       <w:color w:val="0000FF" w:themeColor="hyperlink"/>
       <w:u w:val="single"/>
